--- a/documentation/PROJECT.docx
+++ b/documentation/PROJECT.docx
@@ -592,7 +592,7 @@
               <a:graphicData uri="http://schemas.openxmlformats.org/drawingml/2006/picture">
                 <pic:pic>
                   <pic:nvPicPr>
-                    <pic:cNvPr descr="C:/Users/IbrahimAlamro/checkout-quest/.mermaid-tmp/PROJECT_diagram_1.png" id="13" name="Picture"/>
+                    <pic:cNvPr descr="imgs/PROJECT-diagram-1.png" id="13" name="Picture"/>
                     <pic:cNvPicPr>
                       <a:picLocks noChangeArrowheads="1" noChangeAspect="1"/>
                     </pic:cNvPicPr>
@@ -647,7 +647,7 @@
               <a:graphicData uri="http://schemas.openxmlformats.org/drawingml/2006/picture">
                 <pic:pic>
                   <pic:nvPicPr>
-                    <pic:cNvPr descr="C:/Users/IbrahimAlamro/checkout-quest/.mermaid-tmp/PROJECT_diagram_2.png" id="16" name="Picture"/>
+                    <pic:cNvPr descr="imgs/PROJECT-diagram-2.png" id="16" name="Picture"/>
                     <pic:cNvPicPr>
                       <a:picLocks noChangeArrowheads="1" noChangeAspect="1"/>
                     </pic:cNvPicPr>
@@ -7684,7 +7684,7 @@
               <a:graphicData uri="http://schemas.openxmlformats.org/drawingml/2006/picture">
                 <pic:pic>
                   <pic:nvPicPr>
-                    <pic:cNvPr descr="C:/Users/IbrahimAlamro/checkout-quest/.mermaid-tmp/PROJECT_diagram_3.png" id="41" name="Picture"/>
+                    <pic:cNvPr descr="imgs/PROJECT-diagram-3.png" id="41" name="Picture"/>
                     <pic:cNvPicPr>
                       <a:picLocks noChangeArrowheads="1" noChangeAspect="1"/>
                     </pic:cNvPicPr>
@@ -7741,7 +7741,7 @@
               <a:graphicData uri="http://schemas.openxmlformats.org/drawingml/2006/picture">
                 <pic:pic>
                   <pic:nvPicPr>
-                    <pic:cNvPr descr="C:/Users/IbrahimAlamro/checkout-quest/.mermaid-tmp/PROJECT_diagram_4.png" id="45" name="Picture"/>
+                    <pic:cNvPr descr="imgs/PROJECT-diagram-4.png" id="45" name="Picture"/>
                     <pic:cNvPicPr>
                       <a:picLocks noChangeArrowheads="1" noChangeAspect="1"/>
                     </pic:cNvPicPr>
@@ -7798,7 +7798,7 @@
               <a:graphicData uri="http://schemas.openxmlformats.org/drawingml/2006/picture">
                 <pic:pic>
                   <pic:nvPicPr>
-                    <pic:cNvPr descr="C:/Users/IbrahimAlamro/checkout-quest/.mermaid-tmp/PROJECT_diagram_5.png" id="49" name="Picture"/>
+                    <pic:cNvPr descr="imgs/PROJECT-diagram-5.png" id="49" name="Picture"/>
                     <pic:cNvPicPr>
                       <a:picLocks noChangeArrowheads="1" noChangeAspect="1"/>
                     </pic:cNvPicPr>
@@ -8169,6 +8169,30 @@
               <w:pStyle w:val="Compact"/>
             </w:pPr>
             <w:r>
+              <w:t xml:space="preserve">503 Service Unavailable</w:t>
+            </w:r>
+          </w:p>
+        </w:tc>
+        <w:tc>
+          <w:tcPr/>
+          <w:p>
+            <w:pPr>
+              <w:pStyle w:val="Compact"/>
+            </w:pPr>
+            <w:r>
+              <w:t xml:space="preserve">The payment provider is down or the circuit breaker is open</w:t>
+            </w:r>
+          </w:p>
+        </w:tc>
+      </w:tr>
+      <w:tr>
+        <w:tc>
+          <w:tcPr/>
+          <w:p>
+            <w:pPr>
+              <w:pStyle w:val="Compact"/>
+            </w:pPr>
+            <w:r>
               <w:t xml:space="preserve">500 Internal Server Error</w:t>
             </w:r>
           </w:p>
@@ -8721,7 +8745,7 @@
               <a:graphicData uri="http://schemas.openxmlformats.org/drawingml/2006/picture">
                 <pic:pic>
                   <pic:nvPicPr>
-                    <pic:cNvPr descr="C:/Users/IbrahimAlamro/checkout-quest/.mermaid-tmp/PROJECT_diagram_6.png" id="56" name="Picture"/>
+                    <pic:cNvPr descr="imgs/PROJECT-diagram-6.png" id="56" name="Picture"/>
                     <pic:cNvPicPr>
                       <a:picLocks noChangeArrowheads="1" noChangeAspect="1"/>
                     </pic:cNvPicPr>
@@ -9997,7 +10021,7 @@
               <a:graphicData uri="http://schemas.openxmlformats.org/drawingml/2006/picture">
                 <pic:pic>
                   <pic:nvPicPr>
-                    <pic:cNvPr descr="C:/Users/IbrahimAlamro/checkout-quest/.mermaid-tmp/PROJECT_diagram_7.png" id="60" name="Picture"/>
+                    <pic:cNvPr descr="imgs/PROJECT-diagram-7.png" id="60" name="Picture"/>
                     <pic:cNvPicPr>
                       <a:picLocks noChangeArrowheads="1" noChangeAspect="1"/>
                     </pic:cNvPicPr>
@@ -11653,6 +11677,87 @@
       </w:r>
       <w:r>
         <w:t xml:space="preserve">ensures that a provider redelivering the same event is a no-op at the domain level.</w:t>
+      </w:r>
+    </w:p>
+    <w:p>
+      <w:pPr>
+        <w:pStyle w:val="BodyText"/>
+      </w:pPr>
+      <w:r>
+        <w:rPr>
+          <w:b/>
+          <w:bCs/>
+        </w:rPr>
+        <w:t xml:space="preserve">Circuit Breaker on the Payment Gateway</w:t>
+      </w:r>
+    </w:p>
+    <w:p>
+      <w:pPr>
+        <w:pStyle w:val="BodyText"/>
+      </w:pPr>
+      <w:r>
+        <w:t xml:space="preserve">The</w:t>
+      </w:r>
+      <w:r>
+        <w:t xml:space="preserve"> </w:t>
+      </w:r>
+      <w:r>
+        <w:rPr>
+          <w:rStyle w:val="VerbatimChar"/>
+        </w:rPr>
+        <w:t xml:space="preserve">MockPaymentGateway</w:t>
+      </w:r>
+      <w:r>
+        <w:t xml:space="preserve"> </w:t>
+      </w:r>
+      <w:r>
+        <w:t xml:space="preserve">wraps its outbound call to the payment provider inside a Resilience4J circuit breaker. When the provider is healthy everything is transparent. When failures exceed the threshold the circuit opens, and subsequent calls fail immediately rather than hanging until a timeout. This protects the rest of the system from being held hostage by an unresponsive upstream dependency.</w:t>
+      </w:r>
+    </w:p>
+    <w:p>
+      <w:pPr>
+        <w:pStyle w:val="BodyText"/>
+      </w:pPr>
+      <w:r>
+        <w:t xml:space="preserve">The circuit is tuned conservatively: it evaluates the last 5 calls and opens at 50% failure rate, but requires at least 3 calls before it will open at all so a single bad request on startup does not trigger it. Once open, it stays open for 10 seconds before switching to half-open and allowing 2 probe calls through to decide whether the provider has recovered.</w:t>
+      </w:r>
+    </w:p>
+    <w:p>
+      <w:pPr>
+        <w:pStyle w:val="BodyText"/>
+      </w:pPr>
+      <w:r>
+        <w:t xml:space="preserve">From the API caller’s perspective, a tripped circuit breaker returns a 503 Service Unavailable rather than a timeout after 5 seconds. The circuit is named</w:t>
+      </w:r>
+      <w:r>
+        <w:t xml:space="preserve"> </w:t>
+      </w:r>
+      <w:r>
+        <w:rPr>
+          <w:rStyle w:val="VerbatimChar"/>
+        </w:rPr>
+        <w:t xml:space="preserve">payment-provider</w:t>
+      </w:r>
+      <w:r>
+        <w:t xml:space="preserve"> </w:t>
+      </w:r>
+      <w:r>
+        <w:t xml:space="preserve">so you can observe its state in the Actuator health endpoint if you add</w:t>
+      </w:r>
+      <w:r>
+        <w:t xml:space="preserve"> </w:t>
+      </w:r>
+      <w:r>
+        <w:rPr>
+          <w:rStyle w:val="VerbatimChar"/>
+        </w:rPr>
+        <w:t xml:space="preserve">management.endpoints.web.exposure.include=health,circuitbreakers</w:t>
+      </w:r>
+      <w:r>
+        <w:t xml:space="preserve"> </w:t>
+      </w:r>
+      <w:r>
+        <w:t xml:space="preserve">to your configuration.</w:t>
       </w:r>
     </w:p>
     <w:bookmarkEnd w:id="64"/>
@@ -12716,7 +12821,6 @@
     <w:link w:val="VerbatimChar"/>
     <w:pPr>
       <w:wordWrap w:val="off"/>
-      <w:shd w:val="clear" w:fill="f8f8f8"/>
     </w:pPr>
   </w:style>
   <w:style w:type="character" w:customStyle="1" w:styleId="KeywordTok">
@@ -12724,96 +12828,85 @@
     <w:basedOn w:val="VerbatimChar"/>
     <w:rPr>
       <w:b/>
-      <w:color w:val="204a87"/>
-      <w:shd w:val="clear" w:fill="f8f8f8"/>
+      <w:color w:val="007020"/>
     </w:rPr>
   </w:style>
   <w:style w:type="character" w:customStyle="1" w:styleId="DataTypeTok">
     <w:name w:val="DataTypeTok"/>
     <w:basedOn w:val="VerbatimChar"/>
     <w:rPr>
-      <w:color w:val="204a87"/>
-      <w:shd w:val="clear" w:fill="f8f8f8"/>
+      <w:color w:val="902000"/>
     </w:rPr>
   </w:style>
   <w:style w:type="character" w:customStyle="1" w:styleId="DecValTok">
     <w:name w:val="DecValTok"/>
     <w:basedOn w:val="VerbatimChar"/>
     <w:rPr>
-      <w:color w:val="0000cf"/>
-      <w:shd w:val="clear" w:fill="f8f8f8"/>
+      <w:color w:val="40a070"/>
     </w:rPr>
   </w:style>
   <w:style w:type="character" w:customStyle="1" w:styleId="BaseNTok">
     <w:name w:val="BaseNTok"/>
     <w:basedOn w:val="VerbatimChar"/>
     <w:rPr>
-      <w:color w:val="0000cf"/>
-      <w:shd w:val="clear" w:fill="f8f8f8"/>
+      <w:color w:val="40a070"/>
     </w:rPr>
   </w:style>
   <w:style w:type="character" w:customStyle="1" w:styleId="FloatTok">
     <w:name w:val="FloatTok"/>
     <w:basedOn w:val="VerbatimChar"/>
     <w:rPr>
-      <w:color w:val="0000cf"/>
-      <w:shd w:val="clear" w:fill="f8f8f8"/>
+      <w:color w:val="40a070"/>
     </w:rPr>
   </w:style>
   <w:style w:type="character" w:customStyle="1" w:styleId="ConstantTok">
     <w:name w:val="ConstantTok"/>
     <w:basedOn w:val="VerbatimChar"/>
     <w:rPr>
-      <w:color w:val="8f5902"/>
-      <w:shd w:val="clear" w:fill="f8f8f8"/>
+      <w:color w:val="880000"/>
     </w:rPr>
   </w:style>
   <w:style w:type="character" w:customStyle="1" w:styleId="CharTok">
     <w:name w:val="CharTok"/>
     <w:basedOn w:val="VerbatimChar"/>
     <w:rPr>
-      <w:color w:val="4e9a06"/>
-      <w:shd w:val="clear" w:fill="f8f8f8"/>
+      <w:color w:val="4070a0"/>
     </w:rPr>
   </w:style>
   <w:style w:type="character" w:customStyle="1" w:styleId="SpecialCharTok">
     <w:name w:val="SpecialCharTok"/>
     <w:basedOn w:val="VerbatimChar"/>
     <w:rPr>
-      <w:b/>
-      <w:color w:val="ce5c00"/>
-      <w:shd w:val="clear" w:fill="f8f8f8"/>
+      <w:color w:val="4070a0"/>
     </w:rPr>
   </w:style>
   <w:style w:type="character" w:customStyle="1" w:styleId="StringTok">
     <w:name w:val="StringTok"/>
     <w:basedOn w:val="VerbatimChar"/>
     <w:rPr>
-      <w:color w:val="4e9a06"/>
-      <w:shd w:val="clear" w:fill="f8f8f8"/>
+      <w:color w:val="4070a0"/>
     </w:rPr>
   </w:style>
   <w:style w:type="character" w:customStyle="1" w:styleId="VerbatimStringTok">
     <w:name w:val="VerbatimStringTok"/>
     <w:basedOn w:val="VerbatimChar"/>
     <w:rPr>
-      <w:color w:val="4e9a06"/>
-      <w:shd w:val="clear" w:fill="f8f8f8"/>
+      <w:color w:val="4070a0"/>
     </w:rPr>
   </w:style>
   <w:style w:type="character" w:customStyle="1" w:styleId="SpecialStringTok">
     <w:name w:val="SpecialStringTok"/>
     <w:basedOn w:val="VerbatimChar"/>
     <w:rPr>
-      <w:color w:val="4e9a06"/>
-      <w:shd w:val="clear" w:fill="f8f8f8"/>
+      <w:color w:val="bb6688"/>
     </w:rPr>
   </w:style>
   <w:style w:type="character" w:customStyle="1" w:styleId="ImportTok">
     <w:name w:val="ImportTok"/>
     <w:basedOn w:val="VerbatimChar"/>
     <w:rPr>
-      <w:shd w:val="clear" w:fill="f8f8f8"/>
+      <w:b/>
+      <w:color w:val="008000"/>
     </w:rPr>
   </w:style>
   <w:style w:type="character" w:customStyle="1" w:styleId="CommentTok">
@@ -12821,18 +12914,15 @@
     <w:basedOn w:val="VerbatimChar"/>
     <w:rPr>
       <w:i/>
-      <w:color w:val="8f5902"/>
-      <w:shd w:val="clear" w:fill="f8f8f8"/>
+      <w:color w:val="60a0b0"/>
     </w:rPr>
   </w:style>
   <w:style w:type="character" w:customStyle="1" w:styleId="DocumentationTok">
     <w:name w:val="DocumentationTok"/>
     <w:basedOn w:val="VerbatimChar"/>
     <w:rPr>
-      <w:b/>
       <w:i/>
-      <w:color w:val="8f5902"/>
-      <w:shd w:val="clear" w:fill="f8f8f8"/>
+      <w:color w:val="ba2121"/>
     </w:rPr>
   </w:style>
   <w:style w:type="character" w:customStyle="1" w:styleId="AnnotationTok">
@@ -12841,8 +12931,7 @@
     <w:rPr>
       <w:b/>
       <w:i/>
-      <w:color w:val="8f5902"/>
-      <w:shd w:val="clear" w:fill="f8f8f8"/>
+      <w:color w:val="60a0b0"/>
     </w:rPr>
   </w:style>
   <w:style w:type="character" w:customStyle="1" w:styleId="CommentVarTok">
@@ -12851,33 +12940,28 @@
     <w:rPr>
       <w:b/>
       <w:i/>
-      <w:color w:val="8f5902"/>
-      <w:shd w:val="clear" w:fill="f8f8f8"/>
+      <w:color w:val="60a0b0"/>
     </w:rPr>
   </w:style>
   <w:style w:type="character" w:customStyle="1" w:styleId="OtherTok">
     <w:name w:val="OtherTok"/>
     <w:basedOn w:val="VerbatimChar"/>
     <w:rPr>
-      <w:color w:val="8f5902"/>
-      <w:shd w:val="clear" w:fill="f8f8f8"/>
+      <w:color w:val="007020"/>
     </w:rPr>
   </w:style>
   <w:style w:type="character" w:customStyle="1" w:styleId="FunctionTok">
     <w:name w:val="FunctionTok"/>
     <w:basedOn w:val="VerbatimChar"/>
     <w:rPr>
-      <w:b/>
-      <w:color w:val="204a87"/>
-      <w:shd w:val="clear" w:fill="f8f8f8"/>
+      <w:color w:val="06287e"/>
     </w:rPr>
   </w:style>
   <w:style w:type="character" w:customStyle="1" w:styleId="VariableTok">
     <w:name w:val="VariableTok"/>
     <w:basedOn w:val="VerbatimChar"/>
     <w:rPr>
-      <w:color w:val="000000"/>
-      <w:shd w:val="clear" w:fill="f8f8f8"/>
+      <w:color w:val="19177c"/>
     </w:rPr>
   </w:style>
   <w:style w:type="character" w:customStyle="1" w:styleId="ControlFlowTok">
@@ -12885,56 +12969,46 @@
     <w:basedOn w:val="VerbatimChar"/>
     <w:rPr>
       <w:b/>
-      <w:color w:val="204a87"/>
-      <w:shd w:val="clear" w:fill="f8f8f8"/>
+      <w:color w:val="007020"/>
     </w:rPr>
   </w:style>
   <w:style w:type="character" w:customStyle="1" w:styleId="OperatorTok">
     <w:name w:val="OperatorTok"/>
     <w:basedOn w:val="VerbatimChar"/>
     <w:rPr>
-      <w:b/>
-      <w:color w:val="ce5c00"/>
-      <w:shd w:val="clear" w:fill="f8f8f8"/>
+      <w:color w:val="666666"/>
     </w:rPr>
   </w:style>
   <w:style w:type="character" w:customStyle="1" w:styleId="BuiltInTok">
     <w:name w:val="BuiltInTok"/>
     <w:basedOn w:val="VerbatimChar"/>
     <w:rPr>
-      <w:shd w:val="clear" w:fill="f8f8f8"/>
+      <w:color w:val="008000"/>
     </w:rPr>
   </w:style>
   <w:style w:type="character" w:customStyle="1" w:styleId="ExtensionTok">
     <w:name w:val="ExtensionTok"/>
     <w:basedOn w:val="VerbatimChar"/>
-    <w:rPr>
-      <w:shd w:val="clear" w:fill="f8f8f8"/>
-    </w:rPr>
+    <w:rPr/>
   </w:style>
   <w:style w:type="character" w:customStyle="1" w:styleId="PreprocessorTok">
     <w:name w:val="PreprocessorTok"/>
     <w:basedOn w:val="VerbatimChar"/>
     <w:rPr>
-      <w:i/>
-      <w:color w:val="8f5902"/>
-      <w:shd w:val="clear" w:fill="f8f8f8"/>
+      <w:color w:val="bc7a00"/>
     </w:rPr>
   </w:style>
   <w:style w:type="character" w:customStyle="1" w:styleId="AttributeTok">
     <w:name w:val="AttributeTok"/>
     <w:basedOn w:val="VerbatimChar"/>
     <w:rPr>
-      <w:color w:val="204a87"/>
-      <w:shd w:val="clear" w:fill="f8f8f8"/>
+      <w:color w:val="7d9029"/>
     </w:rPr>
   </w:style>
   <w:style w:type="character" w:customStyle="1" w:styleId="RegionMarkerTok">
     <w:name w:val="RegionMarkerTok"/>
     <w:basedOn w:val="VerbatimChar"/>
-    <w:rPr>
-      <w:shd w:val="clear" w:fill="f8f8f8"/>
-    </w:rPr>
+    <w:rPr/>
   </w:style>
   <w:style w:type="character" w:customStyle="1" w:styleId="InformationTok">
     <w:name w:val="InformationTok"/>
@@ -12942,8 +13016,7 @@
     <w:rPr>
       <w:b/>
       <w:i/>
-      <w:color w:val="8f5902"/>
-      <w:shd w:val="clear" w:fill="f8f8f8"/>
+      <w:color w:val="60a0b0"/>
     </w:rPr>
   </w:style>
   <w:style w:type="character" w:customStyle="1" w:styleId="WarningTok">
@@ -12952,16 +13025,15 @@
     <w:rPr>
       <w:b/>
       <w:i/>
-      <w:color w:val="8f5902"/>
-      <w:shd w:val="clear" w:fill="f8f8f8"/>
+      <w:color w:val="60a0b0"/>
     </w:rPr>
   </w:style>
   <w:style w:type="character" w:customStyle="1" w:styleId="AlertTok">
     <w:name w:val="AlertTok"/>
     <w:basedOn w:val="VerbatimChar"/>
     <w:rPr>
-      <w:color w:val="ef2929"/>
-      <w:shd w:val="clear" w:fill="f8f8f8"/>
+      <w:b/>
+      <w:color w:val="ff0000"/>
     </w:rPr>
   </w:style>
   <w:style w:type="character" w:customStyle="1" w:styleId="ErrorTok">
@@ -12969,16 +13041,13 @@
     <w:basedOn w:val="VerbatimChar"/>
     <w:rPr>
       <w:b/>
-      <w:color w:val="a40000"/>
-      <w:shd w:val="clear" w:fill="f8f8f8"/>
+      <w:color w:val="ff0000"/>
     </w:rPr>
   </w:style>
   <w:style w:type="character" w:customStyle="1" w:styleId="NormalTok">
     <w:name w:val="NormalTok"/>
     <w:basedOn w:val="VerbatimChar"/>
-    <w:rPr>
-      <w:shd w:val="clear" w:fill="f8f8f8"/>
-    </w:rPr>
+    <w:rPr/>
   </w:style>
 </w:styles>
 </file>
